--- a/hin/docx/16.content.docx
+++ b/hin/docx/16.content.docx
@@ -19,7 +19,7 @@
         <w:rPr>
           <w:lang w:val="hi_IN" w:bidi="hi_IN"/>
         </w:rPr>
-        <w:t>Resource: अध्ययन नोट्स - पुस्तक परिचय (टिंडेल)</w:t>
+        <w:t>Resource: Tyndale Open Study Notes</w:t>
       </w:r>
       <w:r>
         <w:rPr>
@@ -112,7 +112,7 @@
         <w:rPr>
           <w:lang w:val="hi_IN" w:bidi="hi_IN"/>
         </w:rPr>
-        <w:t>अध्ययन नोट्स - पुस्तक परिचय (टिंडेल)</w:t>
+        <w:t>Tyndale Open Study Notes</w:t>
       </w:r>
     </w:p>
     <w:p>

--- a/hin/docx/16.content.docx
+++ b/hin/docx/16.content.docx
@@ -19,7 +19,7 @@
         <w:rPr>
           <w:lang w:val="hi_IN" w:bidi="hi_IN"/>
         </w:rPr>
-        <w:t>Resource: Tyndale Open Study Notes</w:t>
+        <w:t>Resource: Aquifer Open Study Notes (Book Intros)</w:t>
       </w:r>
       <w:r>
         <w:rPr>
@@ -112,7 +112,7 @@
         <w:rPr>
           <w:lang w:val="hi_IN" w:bidi="hi_IN"/>
         </w:rPr>
-        <w:t>Tyndale Open Study Notes</w:t>
+        <w:t>Aquifer Open Study Notes (Book Intros)</w:t>
       </w:r>
     </w:p>
     <w:p>

--- a/hin/docx/16.content.docx
+++ b/hin/docx/16.content.docx
@@ -270,36 +270,24 @@
         </w:rPr>
         <w:t xml:space="preserve"> में बँधुआई में रहने के बाद, परमेश्वर ने फारसी राजा कुस्रू को ई.पू. 538 में यह आदेश देने के लिए प्रेरित किया कि यहूदी अपने पवित्र मन्दिर का पुनर्निर्माण करने के लिए अपने देश लौट सकते हैं (</w:t>
       </w:r>
-      <w:hyperlink r:id="rId13">
-        <w:r>
-          <w:rPr>
-            <w:lang w:val="hi_IN" w:bidi="hi_IN"/>
-          </w:rPr>
-          <w:rPr>
-            <w:color w:val="0000EE"/>
-            <w:u w:val="single"/>
-          </w:rPr>
-          <w:t>एज्रा 1:2–4</w:t>
-        </w:r>
-      </w:hyperlink>
+      <w:r>
+        <w:rPr>
+          <w:lang w:val="hi_IN" w:bidi="hi_IN"/>
+        </w:rPr>
+        <w:t>एज्रा 1:2–4</w:t>
+      </w:r>
       <w:r>
         <w:rPr>
           <w:lang w:val="hi_IN" w:bidi="hi_IN"/>
         </w:rPr>
         <w:t>)। उस समय लगभग पचास हजार लोग यरूशलेम लौटे। वहाँ पहुंचने के बाद, उन्होंने एक वेदी बनाई और आनंद के साथ परमेश्वर की आराधना की (</w:t>
       </w:r>
-      <w:hyperlink r:id="rId14">
-        <w:r>
-          <w:rPr>
-            <w:lang w:val="hi_IN" w:bidi="hi_IN"/>
-          </w:rPr>
-          <w:rPr>
-            <w:color w:val="0000EE"/>
-            <w:u w:val="single"/>
-          </w:rPr>
-          <w:t>एज्रा 3:1–13</w:t>
-        </w:r>
-      </w:hyperlink>
+      <w:r>
+        <w:rPr>
+          <w:lang w:val="hi_IN" w:bidi="hi_IN"/>
+        </w:rPr>
+        <w:t>एज्रा 3:1–13</w:t>
+      </w:r>
       <w:r>
         <w:rPr>
           <w:lang w:val="hi_IN" w:bidi="hi_IN"/>
@@ -320,54 +308,36 @@
         </w:rPr>
         <w:t>जब उन्होंने मन्दिर के बाकी हिस्से का पुनर्निर्माण शुरू किया, तो यहूदीयों को उन स्थानीय लोगों द्वारा धमकाए गए जो उस क्षेत्र में बस गए थे। इन विरोधियों ने फारसी अधिकारियों को यहूदियों के खिलाफ कर दिया (</w:t>
       </w:r>
-      <w:hyperlink r:id="rId15">
-        <w:r>
-          <w:rPr>
-            <w:lang w:val="hi_IN" w:bidi="hi_IN"/>
-          </w:rPr>
-          <w:rPr>
-            <w:color w:val="0000EE"/>
-            <w:u w:val="single"/>
-          </w:rPr>
-          <w:t>एज्रा 4:1–5</w:t>
-        </w:r>
-      </w:hyperlink>
+      <w:r>
+        <w:rPr>
+          <w:lang w:val="hi_IN" w:bidi="hi_IN"/>
+        </w:rPr>
+        <w:t>एज्रा 4:1–5</w:t>
+      </w:r>
       <w:r>
         <w:rPr>
           <w:lang w:val="hi_IN" w:bidi="hi_IN"/>
         </w:rPr>
         <w:t>)। पंद्रह वर्षों की निराशा के बाद, दारा प्रथम (521–486 ई.पू.) के शासनकाल के दौरान हाग्गै और जकर्याह के भविष्यवाणी प्रोत्साहन के माध्यम से मन्दिर पर काम अन्ततः फिर से शुरू हुआ (</w:t>
       </w:r>
-      <w:hyperlink r:id="rId16">
-        <w:r>
-          <w:rPr>
-            <w:lang w:val="hi_IN" w:bidi="hi_IN"/>
-          </w:rPr>
-          <w:rPr>
-            <w:color w:val="0000EE"/>
-            <w:u w:val="single"/>
-          </w:rPr>
-          <w:t>एज्रा 5:1–5</w:t>
-        </w:r>
-      </w:hyperlink>
+      <w:r>
+        <w:rPr>
+          <w:lang w:val="hi_IN" w:bidi="hi_IN"/>
+        </w:rPr>
+        <w:t>एज्रा 5:1–5</w:t>
+      </w:r>
       <w:r>
         <w:rPr>
           <w:lang w:val="hi_IN" w:bidi="hi_IN"/>
         </w:rPr>
         <w:t>)। इस बार, फारसियों ने मन्दिर के पुनर्निर्माण का पूरी तरह से समर्थन किया (</w:t>
       </w:r>
-      <w:hyperlink r:id="rId17">
-        <w:r>
-          <w:rPr>
-            <w:lang w:val="hi_IN" w:bidi="hi_IN"/>
-          </w:rPr>
-          <w:rPr>
-            <w:color w:val="0000EE"/>
-            <w:u w:val="single"/>
-          </w:rPr>
-          <w:t>एज्रा 6:1–12</w:t>
-        </w:r>
-      </w:hyperlink>
+      <w:r>
+        <w:rPr>
+          <w:lang w:val="hi_IN" w:bidi="hi_IN"/>
+        </w:rPr>
+        <w:t>एज्रा 6:1–12</w:t>
+      </w:r>
       <w:r>
         <w:rPr>
           <w:lang w:val="hi_IN" w:bidi="hi_IN"/>
@@ -388,36 +358,24 @@
         </w:rPr>
         <w:t>लगभग साठ साल बाद, ई.पू. 458 में, एज्रा शास्त्री कई हजार और यहूदियों के एक दल को यरूशलेम लाए (</w:t>
       </w:r>
-      <w:hyperlink r:id="rId18">
-        <w:r>
-          <w:rPr>
-            <w:lang w:val="hi_IN" w:bidi="hi_IN"/>
-          </w:rPr>
-          <w:rPr>
-            <w:color w:val="0000EE"/>
-            <w:u w:val="single"/>
-          </w:rPr>
-          <w:t>एज्रा 7:1–8:36</w:t>
-        </w:r>
-      </w:hyperlink>
+      <w:r>
+        <w:rPr>
+          <w:lang w:val="hi_IN" w:bidi="hi_IN"/>
+        </w:rPr>
+        <w:t>एज्रा 7:1–8:36</w:t>
+      </w:r>
       <w:r>
         <w:rPr>
           <w:lang w:val="hi_IN" w:bidi="hi_IN"/>
         </w:rPr>
         <w:t>)। जल्द ही, उन्होंने सीखा कि कुछ प्रधानों और याजकों ने ऐसी स्त्रियों से विवाह कर लिया था जो इस्राएल के परमेश्वर की आराधना नहीं करती थीं। एज्रा ने इसे देश की एकता और पवित्रता के लिए खतरे के रूप में देखा, और उन्हें पता था कि यह अन्ततः परमेश्वर को लोगों को भूमि से एक और बँधुआई के साथ दण्डित करने का कारण बनेगा (</w:t>
       </w:r>
-      <w:hyperlink r:id="rId19">
-        <w:r>
-          <w:rPr>
-            <w:lang w:val="hi_IN" w:bidi="hi_IN"/>
-          </w:rPr>
-          <w:rPr>
-            <w:color w:val="0000EE"/>
-            <w:u w:val="single"/>
-          </w:rPr>
-          <w:t>एज्रा 9:1–15</w:t>
-        </w:r>
-      </w:hyperlink>
+      <w:r>
+        <w:rPr>
+          <w:lang w:val="hi_IN" w:bidi="hi_IN"/>
+        </w:rPr>
+        <w:t>एज्रा 9:1–15</w:t>
+      </w:r>
       <w:r>
         <w:rPr>
           <w:lang w:val="hi_IN" w:bidi="hi_IN"/>
@@ -463,36 +421,24 @@
         </w:rPr>
         <w:t>नहेम्याह की पुस्तक लगभग ई.पू. 445 की घटनाओं का वर्णन करती है, जो अर्तक्षत्र प्रथम के बीसवें वर्ष (</w:t>
       </w:r>
-      <w:hyperlink r:id="rId20">
-        <w:r>
-          <w:rPr>
-            <w:lang w:val="hi_IN" w:bidi="hi_IN"/>
-          </w:rPr>
-          <w:rPr>
-            <w:color w:val="0000EE"/>
-            <w:u w:val="single"/>
-          </w:rPr>
-          <w:t>2:1</w:t>
-        </w:r>
-      </w:hyperlink>
+      <w:r>
+        <w:rPr>
+          <w:lang w:val="hi_IN" w:bidi="hi_IN"/>
+        </w:rPr>
+        <w:t>2:1</w:t>
+      </w:r>
       <w:r>
         <w:rPr>
           <w:lang w:val="hi_IN" w:bidi="hi_IN"/>
         </w:rPr>
         <w:t>), से लेकर ई.पू. 432 के बाद अर्तक्षत्र के बत्तीसवें वर्ष (</w:t>
       </w:r>
-      <w:hyperlink r:id="rId21">
-        <w:r>
-          <w:rPr>
-            <w:lang w:val="hi_IN" w:bidi="hi_IN"/>
-          </w:rPr>
-          <w:rPr>
-            <w:color w:val="0000EE"/>
-            <w:u w:val="single"/>
-          </w:rPr>
-          <w:t>13:6–7</w:t>
-        </w:r>
-      </w:hyperlink>
+      <w:r>
+        <w:rPr>
+          <w:lang w:val="hi_IN" w:bidi="hi_IN"/>
+        </w:rPr>
+        <w:t>13:6–7</w:t>
+      </w:r>
       <w:r>
         <w:rPr>
           <w:lang w:val="hi_IN" w:bidi="hi_IN"/>
@@ -525,144 +471,96 @@
         </w:rPr>
         <w:t xml:space="preserve"> थे (</w:t>
       </w:r>
-      <w:hyperlink r:id="rId22">
-        <w:r>
-          <w:rPr>
-            <w:lang w:val="hi_IN" w:bidi="hi_IN"/>
-          </w:rPr>
-          <w:rPr>
-            <w:color w:val="0000EE"/>
-            <w:u w:val="single"/>
-          </w:rPr>
-          <w:t>1:11</w:t>
-        </w:r>
-      </w:hyperlink>
+      <w:r>
+        <w:rPr>
+          <w:lang w:val="hi_IN" w:bidi="hi_IN"/>
+        </w:rPr>
+        <w:t>1:11</w:t>
+      </w:r>
       <w:r>
         <w:rPr>
           <w:lang w:val="hi_IN" w:bidi="hi_IN"/>
         </w:rPr>
         <w:t>)। जब नहेम्याह ने यरूशलेम की बर्बाद स्थिति के बारे में सुना (</w:t>
       </w:r>
-      <w:hyperlink r:id="rId23">
-        <w:r>
-          <w:rPr>
-            <w:lang w:val="hi_IN" w:bidi="hi_IN"/>
-          </w:rPr>
-          <w:rPr>
-            <w:color w:val="0000EE"/>
-            <w:u w:val="single"/>
-          </w:rPr>
-          <w:t>1:1–3</w:t>
-        </w:r>
-      </w:hyperlink>
+      <w:r>
+        <w:rPr>
+          <w:lang w:val="hi_IN" w:bidi="hi_IN"/>
+        </w:rPr>
+        <w:t>1:1–3</w:t>
+      </w:r>
       <w:r>
         <w:rPr>
           <w:lang w:val="hi_IN" w:bidi="hi_IN"/>
         </w:rPr>
         <w:t xml:space="preserve">), तो उन्होंने परमेश्वर से सहायता के लिए प्रार्थना की। परमेश्वर का उत्तर अर्तक्षत्र के माध्यम से आया, जिन्होंने नहेम्याह को यरूशलेम की शहरपनाह का पुनर्निर्माण करने के लिए यहूदा भेजा (अध्याय </w:t>
       </w:r>
-      <w:hyperlink r:id="rId24">
-        <w:r>
-          <w:rPr>
-            <w:lang w:val="hi_IN" w:bidi="hi_IN"/>
-          </w:rPr>
-          <w:rPr>
-            <w:color w:val="0000EE"/>
-            <w:u w:val="single"/>
-          </w:rPr>
-          <w:t>3</w:t>
-        </w:r>
-      </w:hyperlink>
+      <w:r>
+        <w:rPr>
+          <w:lang w:val="hi_IN" w:bidi="hi_IN"/>
+        </w:rPr>
+        <w:t>3</w:t>
+      </w:r>
       <w:r>
         <w:rPr>
           <w:lang w:val="hi_IN" w:bidi="hi_IN"/>
         </w:rPr>
         <w:t>)। नहेम्याह ने लोगों को संगठित और प्रेरित किया और बाहरी दुश्मनों से प्रतिरोध के समय (</w:t>
       </w:r>
-      <w:hyperlink r:id="rId25">
-        <w:r>
-          <w:rPr>
-            <w:lang w:val="hi_IN" w:bidi="hi_IN"/>
-          </w:rPr>
-          <w:rPr>
-            <w:color w:val="0000EE"/>
-            <w:u w:val="single"/>
-          </w:rPr>
-          <w:t>4:1–23</w:t>
-        </w:r>
-      </w:hyperlink>
+      <w:r>
+        <w:rPr>
+          <w:lang w:val="hi_IN" w:bidi="hi_IN"/>
+        </w:rPr>
+        <w:t>4:1–23</w:t>
+      </w:r>
       <w:r>
         <w:rPr>
           <w:lang w:val="hi_IN" w:bidi="hi_IN"/>
         </w:rPr>
         <w:t xml:space="preserve">; </w:t>
       </w:r>
-      <w:hyperlink r:id="rId26">
-        <w:r>
-          <w:rPr>
-            <w:lang w:val="hi_IN" w:bidi="hi_IN"/>
-          </w:rPr>
-          <w:rPr>
-            <w:color w:val="0000EE"/>
-            <w:u w:val="single"/>
-          </w:rPr>
-          <w:t>6:1–14</w:t>
-        </w:r>
-      </w:hyperlink>
+      <w:r>
+        <w:rPr>
+          <w:lang w:val="hi_IN" w:bidi="hi_IN"/>
+        </w:rPr>
+        <w:t>6:1–14</w:t>
+      </w:r>
       <w:r>
         <w:rPr>
           <w:lang w:val="hi_IN" w:bidi="hi_IN"/>
         </w:rPr>
         <w:t xml:space="preserve">) और समाज के भीतर संघर्ष के दौरान साहस और ईमानदारी के साथ उनका नेतृत्व किया (अध्याय </w:t>
       </w:r>
-      <w:hyperlink r:id="rId27">
-        <w:r>
-          <w:rPr>
-            <w:lang w:val="hi_IN" w:bidi="hi_IN"/>
-          </w:rPr>
-          <w:rPr>
-            <w:color w:val="0000EE"/>
-            <w:u w:val="single"/>
-          </w:rPr>
-          <w:t>5</w:t>
-        </w:r>
-      </w:hyperlink>
+      <w:r>
+        <w:rPr>
+          <w:lang w:val="hi_IN" w:bidi="hi_IN"/>
+        </w:rPr>
+        <w:t>5</w:t>
+      </w:r>
       <w:r>
         <w:rPr>
           <w:lang w:val="hi_IN" w:bidi="hi_IN"/>
         </w:rPr>
         <w:t>)। कड़े विरोध के बावजूद (</w:t>
       </w:r>
-      <w:hyperlink r:id="rId28">
-        <w:r>
-          <w:rPr>
-            <w:lang w:val="hi_IN" w:bidi="hi_IN"/>
-          </w:rPr>
-          <w:rPr>
-            <w:color w:val="0000EE"/>
-            <w:u w:val="single"/>
-          </w:rPr>
-          <w:t>6:1–4</w:t>
-        </w:r>
-      </w:hyperlink>
+      <w:r>
+        <w:rPr>
+          <w:lang w:val="hi_IN" w:bidi="hi_IN"/>
+        </w:rPr>
+        <w:t>6:1–4</w:t>
+      </w:r>
       <w:r>
         <w:rPr>
           <w:lang w:val="hi_IN" w:bidi="hi_IN"/>
         </w:rPr>
         <w:t>), नहेम्याह के नेतृत्व में लोगों ने यरूशलेम की शहरपनाह को केवल बयालीस दिनों में फिर से बना दिया (</w:t>
       </w:r>
-      <w:hyperlink r:id="rId29">
-        <w:r>
-          <w:rPr>
-            <w:lang w:val="hi_IN" w:bidi="hi_IN"/>
-          </w:rPr>
-          <w:rPr>
-            <w:color w:val="0000EE"/>
-            <w:u w:val="single"/>
-          </w:rPr>
-          <w:t>6:15</w:t>
-        </w:r>
-      </w:hyperlink>
+      <w:r>
+        <w:rPr>
+          <w:lang w:val="hi_IN" w:bidi="hi_IN"/>
+        </w:rPr>
+        <w:t>6:15</w:t>
+      </w:r>
       <w:r>
         <w:rPr>
           <w:lang w:val="hi_IN" w:bidi="hi_IN"/>
@@ -683,72 +581,48 @@
         </w:rPr>
         <w:t>शहरपनाह के पूरा होने के बाद, यह विवरण एज्रा और नहेम्याह के नेतृत्व में किए गए धार्मिक सुधारों पर केन्द्रित होता है (</w:t>
       </w:r>
-      <w:hyperlink r:id="rId30">
-        <w:r>
-          <w:rPr>
-            <w:lang w:val="hi_IN" w:bidi="hi_IN"/>
-          </w:rPr>
-          <w:rPr>
-            <w:color w:val="0000EE"/>
-            <w:u w:val="single"/>
-          </w:rPr>
-          <w:t>7:73–10:39</w:t>
-        </w:r>
-      </w:hyperlink>
+      <w:r>
+        <w:rPr>
+          <w:lang w:val="hi_IN" w:bidi="hi_IN"/>
+        </w:rPr>
+        <w:t>7:73–10:39</w:t>
+      </w:r>
       <w:r>
         <w:rPr>
           <w:lang w:val="hi_IN" w:bidi="hi_IN"/>
         </w:rPr>
         <w:t>)। झोपड़ियों के वार्षिक पर्व के दौरान, एज्रा ने मूसा की पुस्तकों से भीड़ को पढ़कर सुनाया (</w:t>
       </w:r>
-      <w:hyperlink r:id="rId31">
-        <w:r>
-          <w:rPr>
-            <w:lang w:val="hi_IN" w:bidi="hi_IN"/>
-          </w:rPr>
-          <w:rPr>
-            <w:color w:val="0000EE"/>
-            <w:u w:val="single"/>
-          </w:rPr>
-          <w:t>8:5–8</w:t>
-        </w:r>
-      </w:hyperlink>
+      <w:r>
+        <w:rPr>
+          <w:lang w:val="hi_IN" w:bidi="hi_IN"/>
+        </w:rPr>
+        <w:t>8:5–8</w:t>
+      </w:r>
       <w:r>
         <w:rPr>
           <w:lang w:val="hi_IN" w:bidi="hi_IN"/>
         </w:rPr>
         <w:t>), जिसके परिणामस्वरूप एक आत्मिक जागृति आया और एक लम्बी प्रायश्चित की प्रार्थना की गई (</w:t>
       </w:r>
-      <w:hyperlink r:id="rId32">
-        <w:r>
-          <w:rPr>
-            <w:lang w:val="hi_IN" w:bidi="hi_IN"/>
-          </w:rPr>
-          <w:rPr>
-            <w:color w:val="0000EE"/>
-            <w:u w:val="single"/>
-          </w:rPr>
-          <w:t>9:5–37</w:t>
-        </w:r>
-      </w:hyperlink>
+      <w:r>
+        <w:rPr>
+          <w:lang w:val="hi_IN" w:bidi="hi_IN"/>
+        </w:rPr>
+        <w:t>9:5–37</w:t>
+      </w:r>
       <w:r>
         <w:rPr>
           <w:lang w:val="hi_IN" w:bidi="hi_IN"/>
         </w:rPr>
         <w:t>)। इस आत्मिक जागृति के दौरान, इस्राएलियों ने विदेशियों के साथ विवाह न करने और सब्त को अपवित्र न करने का संकल्प लिया (</w:t>
       </w:r>
-      <w:hyperlink r:id="rId33">
-        <w:r>
-          <w:rPr>
-            <w:lang w:val="hi_IN" w:bidi="hi_IN"/>
-          </w:rPr>
-          <w:rPr>
-            <w:color w:val="0000EE"/>
-            <w:u w:val="single"/>
-          </w:rPr>
-          <w:t>10:28–39</w:t>
-        </w:r>
-      </w:hyperlink>
+      <w:r>
+        <w:rPr>
+          <w:lang w:val="hi_IN" w:bidi="hi_IN"/>
+        </w:rPr>
+        <w:t>10:28–39</w:t>
+      </w:r>
       <w:r>
         <w:rPr>
           <w:lang w:val="hi_IN" w:bidi="hi_IN"/>
@@ -769,108 +643,72 @@
         </w:rPr>
         <w:t xml:space="preserve">पुस्तक का अन्तिम खण्ड (अध्याय </w:t>
       </w:r>
-      <w:hyperlink r:id="rId34">
-        <w:r>
-          <w:rPr>
-            <w:lang w:val="hi_IN" w:bidi="hi_IN"/>
-          </w:rPr>
-          <w:rPr>
-            <w:color w:val="0000EE"/>
-            <w:u w:val="single"/>
-          </w:rPr>
-          <w:t>11–13</w:t>
-        </w:r>
-      </w:hyperlink>
+      <w:r>
+        <w:rPr>
+          <w:lang w:val="hi_IN" w:bidi="hi_IN"/>
+        </w:rPr>
+        <w:t>11–13</w:t>
+      </w:r>
       <w:r>
         <w:rPr>
           <w:lang w:val="hi_IN" w:bidi="hi_IN"/>
         </w:rPr>
         <w:t>) नहेम्याह के नागरिक प्रयासों का वर्णन करता है, जिसमें अधिक लोगों को यरूशलेम में पुनः बसाना (</w:t>
       </w:r>
-      <w:hyperlink r:id="rId35">
-        <w:r>
-          <w:rPr>
-            <w:lang w:val="hi_IN" w:bidi="hi_IN"/>
-          </w:rPr>
-          <w:rPr>
-            <w:color w:val="0000EE"/>
-            <w:u w:val="single"/>
-          </w:rPr>
-          <w:t>11</w:t>
-        </w:r>
-      </w:hyperlink>
+      <w:r>
+        <w:rPr>
+          <w:lang w:val="hi_IN" w:bidi="hi_IN"/>
+        </w:rPr>
+        <w:t>11</w:t>
+      </w:r>
       <w:r>
         <w:rPr>
           <w:lang w:val="hi_IN" w:bidi="hi_IN"/>
         </w:rPr>
         <w:t>), यरूशलेम की शहरपनाह का समर्पण (</w:t>
       </w:r>
-      <w:hyperlink r:id="rId36">
-        <w:r>
-          <w:rPr>
-            <w:lang w:val="hi_IN" w:bidi="hi_IN"/>
-          </w:rPr>
-          <w:rPr>
-            <w:color w:val="0000EE"/>
-            <w:u w:val="single"/>
-          </w:rPr>
-          <w:t>12:27–43</w:t>
-        </w:r>
-      </w:hyperlink>
+      <w:r>
+        <w:rPr>
+          <w:lang w:val="hi_IN" w:bidi="hi_IN"/>
+        </w:rPr>
+        <w:t>12:27–43</w:t>
+      </w:r>
       <w:r>
         <w:rPr>
           <w:lang w:val="hi_IN" w:bidi="hi_IN"/>
         </w:rPr>
         <w:t>), और फाटकों के पहरेदारों एवं मन्दिर के भंडारगृह के सेवकों को व्यवस्थित करना शामिल है (</w:t>
       </w:r>
-      <w:hyperlink r:id="rId37">
-        <w:r>
-          <w:rPr>
-            <w:lang w:val="hi_IN" w:bidi="hi_IN"/>
-          </w:rPr>
-          <w:rPr>
-            <w:color w:val="0000EE"/>
-            <w:u w:val="single"/>
-          </w:rPr>
-          <w:t>12:44–13:5</w:t>
-        </w:r>
-      </w:hyperlink>
+      <w:r>
+        <w:rPr>
+          <w:lang w:val="hi_IN" w:bidi="hi_IN"/>
+        </w:rPr>
+        <w:t>12:44–13:5</w:t>
+      </w:r>
       <w:r>
         <w:rPr>
           <w:lang w:val="hi_IN" w:bidi="hi_IN"/>
         </w:rPr>
         <w:t>)। एक अवधि के लिए अनुपस्थित रहने के बाद, नहेम्याह यरूशलेम लौटे (</w:t>
       </w:r>
-      <w:hyperlink r:id="rId21">
-        <w:r>
-          <w:rPr>
-            <w:lang w:val="hi_IN" w:bidi="hi_IN"/>
-          </w:rPr>
-          <w:rPr>
-            <w:color w:val="0000EE"/>
-            <w:u w:val="single"/>
-          </w:rPr>
-          <w:t>13:6–7</w:t>
-        </w:r>
-      </w:hyperlink>
+      <w:r>
+        <w:rPr>
+          <w:lang w:val="hi_IN" w:bidi="hi_IN"/>
+        </w:rPr>
+        <w:t>13:6–7</w:t>
+      </w:r>
       <w:r>
         <w:rPr>
           <w:lang w:val="hi_IN" w:bidi="hi_IN"/>
         </w:rPr>
         <w:t>)। वापस आने पर, उन्होंने मन्दिर की पवित्रता सुनिश्चित करने के लिए कदम उठाए, और लोगों को फिर से सब्त के दिन और अन्य देवताओं की उपासना करने वालों के साथ विवाह के सम्बन्ध में चेतावनी दी (</w:t>
       </w:r>
-      <w:hyperlink r:id="rId38">
-        <w:r>
-          <w:rPr>
-            <w:lang w:val="hi_IN" w:bidi="hi_IN"/>
-          </w:rPr>
-          <w:rPr>
-            <w:color w:val="0000EE"/>
-            <w:u w:val="single"/>
-          </w:rPr>
-          <w:t>13:10–28</w:t>
-        </w:r>
-      </w:hyperlink>
+      <w:r>
+        <w:rPr>
+          <w:lang w:val="hi_IN" w:bidi="hi_IN"/>
+        </w:rPr>
+        <w:t>13:10–28</w:t>
+      </w:r>
       <w:r>
         <w:rPr>
           <w:lang w:val="hi_IN" w:bidi="hi_IN"/>
@@ -915,54 +753,36 @@
         </w:rPr>
         <w:t xml:space="preserve"> 15अ ) कहता है कि एज्रा ने एज्रा और नहेम्याह दोनों लिखे, और यह सबसे सम्भावित सम्भावना है। </w:t>
       </w:r>
-      <w:hyperlink r:id="rId39">
-        <w:r>
-          <w:rPr>
-            <w:lang w:val="hi_IN" w:bidi="hi_IN"/>
-          </w:rPr>
-          <w:rPr>
-            <w:color w:val="0000EE"/>
-            <w:u w:val="single"/>
-          </w:rPr>
-          <w:t>नहेम्याह 8–10</w:t>
-        </w:r>
-      </w:hyperlink>
+      <w:r>
+        <w:rPr>
+          <w:lang w:val="hi_IN" w:bidi="hi_IN"/>
+        </w:rPr>
+        <w:t>नहेम्याह 8–10</w:t>
+      </w:r>
       <w:r>
         <w:rPr>
           <w:lang w:val="hi_IN" w:bidi="hi_IN"/>
         </w:rPr>
         <w:t xml:space="preserve"> शायद एज्रा की अपनी स्मृतियों से थे। एज्रा ने अपने उद्देश्यों के लिए विभिन्न सामग्रियों को अनुकूलित और व्यवस्थित किया, जिसमें नहेम्याह की स्मृतियाँ और यरूशलेम में पुनर्निर्माण प्रगति के बारे में फारसी दरबार को उनकी जानकारी शामिल हैं (</w:t>
       </w:r>
-      <w:hyperlink r:id="rId40">
-        <w:r>
-          <w:rPr>
-            <w:lang w:val="hi_IN" w:bidi="hi_IN"/>
-          </w:rPr>
-          <w:rPr>
-            <w:color w:val="0000EE"/>
-            <w:u w:val="single"/>
-          </w:rPr>
-          <w:t>नहे 1–7</w:t>
-        </w:r>
-      </w:hyperlink>
+      <w:r>
+        <w:rPr>
+          <w:lang w:val="hi_IN" w:bidi="hi_IN"/>
+        </w:rPr>
+        <w:t>नहे 1–7</w:t>
+      </w:r>
       <w:r>
         <w:rPr>
           <w:lang w:val="hi_IN" w:bidi="hi_IN"/>
         </w:rPr>
         <w:t xml:space="preserve"> और </w:t>
       </w:r>
-      <w:hyperlink r:id="rId34">
-        <w:r>
-          <w:rPr>
-            <w:lang w:val="hi_IN" w:bidi="hi_IN"/>
-          </w:rPr>
-          <w:rPr>
-            <w:color w:val="0000EE"/>
-            <w:u w:val="single"/>
-          </w:rPr>
-          <w:t>11–13</w:t>
-        </w:r>
-      </w:hyperlink>
+      <w:r>
+        <w:rPr>
+          <w:lang w:val="hi_IN" w:bidi="hi_IN"/>
+        </w:rPr>
+        <w:t>11–13</w:t>
+      </w:r>
       <w:r>
         <w:rPr>
           <w:lang w:val="hi_IN" w:bidi="hi_IN"/>
@@ -983,72 +803,48 @@
         </w:rPr>
         <w:t>नहेम्याह की पुस्तक में कई विशेषताएँ एज्रा की पुस्तक से मेल खाती हैं। दोनों एज्रा (</w:t>
       </w:r>
-      <w:hyperlink r:id="rId41">
-        <w:r>
-          <w:rPr>
-            <w:lang w:val="hi_IN" w:bidi="hi_IN"/>
-          </w:rPr>
-          <w:rPr>
-            <w:color w:val="0000EE"/>
-            <w:u w:val="single"/>
-          </w:rPr>
-          <w:t>एज्रा 1–6</w:t>
-        </w:r>
-      </w:hyperlink>
+      <w:r>
+        <w:rPr>
+          <w:lang w:val="hi_IN" w:bidi="hi_IN"/>
+        </w:rPr>
+        <w:t>एज्रा 1–6</w:t>
+      </w:r>
       <w:r>
         <w:rPr>
           <w:lang w:val="hi_IN" w:bidi="hi_IN"/>
         </w:rPr>
         <w:t>) और नहेम्याह (</w:t>
       </w:r>
-      <w:hyperlink r:id="rId40">
-        <w:r>
-          <w:rPr>
-            <w:lang w:val="hi_IN" w:bidi="hi_IN"/>
-          </w:rPr>
-          <w:rPr>
-            <w:color w:val="0000EE"/>
-            <w:u w:val="single"/>
-          </w:rPr>
-          <w:t>नहे 1–7</w:t>
-        </w:r>
-      </w:hyperlink>
+      <w:r>
+        <w:rPr>
+          <w:lang w:val="hi_IN" w:bidi="hi_IN"/>
+        </w:rPr>
+        <w:t>नहे 1–7</w:t>
+      </w:r>
       <w:r>
         <w:rPr>
           <w:lang w:val="hi_IN" w:bidi="hi_IN"/>
         </w:rPr>
         <w:t>) निर्वासितों की यरूशलेम वापसी का वर्णन करते हैं ताकि एक पुनर्निर्माण परियोजना को पूरा किया जा सके। दोनों पुस्तकों में पड़ोसियों की कहानियाँ शामिल हैं जो पुनर्निर्माण प्रयासों का विरोध करते हैं। सबसे महत्वपूर्ण बात, दोनों नहेम्याह और एज्रा दिखाते हैं कि कैसे कठिन परिश्रम और परमेश्वर की सहायता ने लोगों को यरूशलेम में महत्वपूर्ण संरचनाओं के निर्माण को पूरा करने में सक्षम बनाया। दोनों पुस्तकें आत्मिक सुधारों के बारे में भी बताती हैं जिसमें समाज ने परमेश्वर के वचन को सुना, पिछली असफलताओं के लिए पश्चाताप किया, और धार्मिक और सामाजिक सुधारों की स्थापना की (</w:t>
       </w:r>
-      <w:hyperlink r:id="rId42">
-        <w:r>
-          <w:rPr>
-            <w:lang w:val="hi_IN" w:bidi="hi_IN"/>
-          </w:rPr>
-          <w:rPr>
-            <w:color w:val="0000EE"/>
-            <w:u w:val="single"/>
-          </w:rPr>
-          <w:t>एज्रा 9–10</w:t>
-        </w:r>
-      </w:hyperlink>
+      <w:r>
+        <w:rPr>
+          <w:lang w:val="hi_IN" w:bidi="hi_IN"/>
+        </w:rPr>
+        <w:t>एज्रा 9–10</w:t>
+      </w:r>
       <w:r>
         <w:rPr>
           <w:lang w:val="hi_IN" w:bidi="hi_IN"/>
         </w:rPr>
         <w:t xml:space="preserve">; </w:t>
       </w:r>
-      <w:hyperlink r:id="rId39">
-        <w:r>
-          <w:rPr>
-            <w:lang w:val="hi_IN" w:bidi="hi_IN"/>
-          </w:rPr>
-          <w:rPr>
-            <w:color w:val="0000EE"/>
-            <w:u w:val="single"/>
-          </w:rPr>
-          <w:t>नहे 8–10</w:t>
-        </w:r>
-      </w:hyperlink>
+      <w:r>
+        <w:rPr>
+          <w:lang w:val="hi_IN" w:bidi="hi_IN"/>
+        </w:rPr>
+        <w:t>नहे 8–10</w:t>
+      </w:r>
       <w:r>
         <w:rPr>
           <w:lang w:val="hi_IN" w:bidi="hi_IN"/>
@@ -1069,216 +865,144 @@
         </w:rPr>
         <w:t>नहेम्याह में कई घटनाएँ एज्रा में समान तरीकों से वर्णित की गई हैं। पुनर्निर्माण का विरोध करने वालों की कहानियाँ हैं (</w:t>
       </w:r>
-      <w:hyperlink r:id="rId26">
-        <w:r>
-          <w:rPr>
-            <w:lang w:val="hi_IN" w:bidi="hi_IN"/>
-          </w:rPr>
-          <w:rPr>
-            <w:color w:val="0000EE"/>
-            <w:u w:val="single"/>
-          </w:rPr>
-          <w:t>6:1–14</w:t>
-        </w:r>
-      </w:hyperlink>
+      <w:r>
+        <w:rPr>
+          <w:lang w:val="hi_IN" w:bidi="hi_IN"/>
+        </w:rPr>
+        <w:t>6:1–14</w:t>
+      </w:r>
       <w:r>
         <w:rPr>
           <w:lang w:val="hi_IN" w:bidi="hi_IN"/>
         </w:rPr>
         <w:t xml:space="preserve">; </w:t>
       </w:r>
-      <w:hyperlink r:id="rId43">
-        <w:r>
-          <w:rPr>
-            <w:lang w:val="hi_IN" w:bidi="hi_IN"/>
-          </w:rPr>
-          <w:rPr>
-            <w:color w:val="0000EE"/>
-            <w:u w:val="single"/>
-          </w:rPr>
-          <w:t>एज्रा 4:1–23</w:t>
-        </w:r>
-      </w:hyperlink>
+      <w:r>
+        <w:rPr>
+          <w:lang w:val="hi_IN" w:bidi="hi_IN"/>
+        </w:rPr>
+        <w:t>एज्रा 4:1–23</w:t>
+      </w:r>
       <w:r>
         <w:rPr>
           <w:lang w:val="hi_IN" w:bidi="hi_IN"/>
         </w:rPr>
         <w:t>), समर्पण समारोहों का जश्न मनाने के लिए जुलूस (</w:t>
       </w:r>
-      <w:hyperlink r:id="rId44">
-        <w:r>
-          <w:rPr>
-            <w:lang w:val="hi_IN" w:bidi="hi_IN"/>
-          </w:rPr>
-          <w:rPr>
-            <w:color w:val="0000EE"/>
-            <w:u w:val="single"/>
-          </w:rPr>
-          <w:t>12:31–43</w:t>
-        </w:r>
-      </w:hyperlink>
+      <w:r>
+        <w:rPr>
+          <w:lang w:val="hi_IN" w:bidi="hi_IN"/>
+        </w:rPr>
+        <w:t>12:31–43</w:t>
+      </w:r>
       <w:r>
         <w:rPr>
           <w:lang w:val="hi_IN" w:bidi="hi_IN"/>
         </w:rPr>
         <w:t xml:space="preserve">; </w:t>
       </w:r>
-      <w:hyperlink r:id="rId45">
-        <w:r>
-          <w:rPr>
-            <w:lang w:val="hi_IN" w:bidi="hi_IN"/>
-          </w:rPr>
-          <w:rPr>
-            <w:color w:val="0000EE"/>
-            <w:u w:val="single"/>
-          </w:rPr>
-          <w:t>एज्रा 6:16–18</w:t>
-        </w:r>
-      </w:hyperlink>
+      <w:r>
+        <w:rPr>
+          <w:lang w:val="hi_IN" w:bidi="hi_IN"/>
+        </w:rPr>
+        <w:t>एज्रा 6:16–18</w:t>
+      </w:r>
       <w:r>
         <w:rPr>
           <w:lang w:val="hi_IN" w:bidi="hi_IN"/>
         </w:rPr>
         <w:t>), और समान सुधार (</w:t>
       </w:r>
-      <w:hyperlink r:id="rId46">
-        <w:r>
-          <w:rPr>
-            <w:lang w:val="hi_IN" w:bidi="hi_IN"/>
-          </w:rPr>
-          <w:rPr>
-            <w:color w:val="0000EE"/>
-            <w:u w:val="single"/>
-          </w:rPr>
-          <w:t>13:15–29</w:t>
-        </w:r>
-      </w:hyperlink>
+      <w:r>
+        <w:rPr>
+          <w:lang w:val="hi_IN" w:bidi="hi_IN"/>
+        </w:rPr>
+        <w:t>13:15–29</w:t>
+      </w:r>
       <w:r>
         <w:rPr>
           <w:lang w:val="hi_IN" w:bidi="hi_IN"/>
         </w:rPr>
         <w:t xml:space="preserve">; </w:t>
       </w:r>
-      <w:hyperlink r:id="rId42">
-        <w:r>
-          <w:rPr>
-            <w:lang w:val="hi_IN" w:bidi="hi_IN"/>
-          </w:rPr>
-          <w:rPr>
-            <w:color w:val="0000EE"/>
-            <w:u w:val="single"/>
-          </w:rPr>
-          <w:t>एज्रा 9:1–10:44</w:t>
-        </w:r>
-      </w:hyperlink>
+      <w:r>
+        <w:rPr>
+          <w:lang w:val="hi_IN" w:bidi="hi_IN"/>
+        </w:rPr>
+        <w:t>एज्रा 9:1–10:44</w:t>
+      </w:r>
       <w:r>
         <w:rPr>
           <w:lang w:val="hi_IN" w:bidi="hi_IN"/>
         </w:rPr>
         <w:t>)। एज्रा की तरह, नहेम्याह में भी नामों की सूचियाँ हैं (</w:t>
       </w:r>
-      <w:hyperlink r:id="rId24">
-        <w:r>
-          <w:rPr>
-            <w:lang w:val="hi_IN" w:bidi="hi_IN"/>
-          </w:rPr>
-          <w:rPr>
-            <w:color w:val="0000EE"/>
-            <w:u w:val="single"/>
-          </w:rPr>
-          <w:t>3</w:t>
-        </w:r>
-      </w:hyperlink>
+      <w:r>
+        <w:rPr>
+          <w:lang w:val="hi_IN" w:bidi="hi_IN"/>
+        </w:rPr>
+        <w:t>3</w:t>
+      </w:r>
       <w:r>
         <w:rPr>
           <w:lang w:val="hi_IN" w:bidi="hi_IN"/>
         </w:rPr>
         <w:t xml:space="preserve">; </w:t>
       </w:r>
-      <w:hyperlink r:id="rId47">
-        <w:r>
-          <w:rPr>
-            <w:lang w:val="hi_IN" w:bidi="hi_IN"/>
-          </w:rPr>
-          <w:rPr>
-            <w:color w:val="0000EE"/>
-            <w:u w:val="single"/>
-          </w:rPr>
-          <w:t>7:6–73</w:t>
-        </w:r>
-      </w:hyperlink>
+      <w:r>
+        <w:rPr>
+          <w:lang w:val="hi_IN" w:bidi="hi_IN"/>
+        </w:rPr>
+        <w:t>7:6–73</w:t>
+      </w:r>
       <w:r>
         <w:rPr>
           <w:lang w:val="hi_IN" w:bidi="hi_IN"/>
         </w:rPr>
         <w:t xml:space="preserve">; </w:t>
       </w:r>
-      <w:hyperlink r:id="rId48">
-        <w:r>
-          <w:rPr>
-            <w:lang w:val="hi_IN" w:bidi="hi_IN"/>
-          </w:rPr>
-          <w:rPr>
-            <w:color w:val="0000EE"/>
-            <w:u w:val="single"/>
-          </w:rPr>
-          <w:t>10:1–27</w:t>
-        </w:r>
-      </w:hyperlink>
+      <w:r>
+        <w:rPr>
+          <w:lang w:val="hi_IN" w:bidi="hi_IN"/>
+        </w:rPr>
+        <w:t>10:1–27</w:t>
+      </w:r>
       <w:r>
         <w:rPr>
           <w:lang w:val="hi_IN" w:bidi="hi_IN"/>
         </w:rPr>
         <w:t xml:space="preserve">; </w:t>
       </w:r>
-      <w:hyperlink r:id="rId49">
-        <w:r>
-          <w:rPr>
-            <w:lang w:val="hi_IN" w:bidi="hi_IN"/>
-          </w:rPr>
-          <w:rPr>
-            <w:color w:val="0000EE"/>
-            <w:u w:val="single"/>
-          </w:rPr>
-          <w:t>11:1–12:26</w:t>
-        </w:r>
-      </w:hyperlink>
+      <w:r>
+        <w:rPr>
+          <w:lang w:val="hi_IN" w:bidi="hi_IN"/>
+        </w:rPr>
+        <w:t>11:1–12:26</w:t>
+      </w:r>
       <w:r>
         <w:rPr>
           <w:lang w:val="hi_IN" w:bidi="hi_IN"/>
         </w:rPr>
         <w:t>) और कम से कम एक कोष्ठक अनुभाग (</w:t>
       </w:r>
-      <w:hyperlink r:id="rId50">
-        <w:r>
-          <w:rPr>
-            <w:lang w:val="hi_IN" w:bidi="hi_IN"/>
-          </w:rPr>
-          <w:rPr>
-            <w:color w:val="0000EE"/>
-            <w:u w:val="single"/>
-          </w:rPr>
-          <w:t>7:6–10:39</w:t>
-        </w:r>
-      </w:hyperlink>
+      <w:r>
+        <w:rPr>
+          <w:lang w:val="hi_IN" w:bidi="hi_IN"/>
+        </w:rPr>
+        <w:t>7:6–10:39</w:t>
+      </w:r>
       <w:r>
         <w:rPr>
           <w:lang w:val="hi_IN" w:bidi="hi_IN"/>
         </w:rPr>
         <w:t>) है जिसके बाद एक पूर्व विवरण फिर से शुरू होता है (</w:t>
       </w:r>
-      <w:hyperlink r:id="rId51">
-        <w:r>
-          <w:rPr>
-            <w:lang w:val="hi_IN" w:bidi="hi_IN"/>
-          </w:rPr>
-          <w:rPr>
-            <w:color w:val="0000EE"/>
-            <w:u w:val="single"/>
-          </w:rPr>
-          <w:t>11:1–4</w:t>
-        </w:r>
-      </w:hyperlink>
+      <w:r>
+        <w:rPr>
+          <w:lang w:val="hi_IN" w:bidi="hi_IN"/>
+        </w:rPr>
+        <w:t>11:1–4</w:t>
+      </w:r>
       <w:r>
         <w:rPr>
           <w:lang w:val="hi_IN" w:bidi="hi_IN"/>
@@ -1310,216 +1034,144 @@
         </w:rPr>
         <w:t>प्रार्थना। नहेम्याह ने अपनी सेवा को प्रार्थना पर आधारित किया। उन्होंने परमेश्वर से लोगों को उनकी तिरस्कृत स्थिति से बचाने के लिए गंभीरता से प्रार्थना की, और परमेश्वर ने नहेम्याह को भेजकर उत्तर दिया (</w:t>
       </w:r>
-      <w:hyperlink r:id="rId52">
-        <w:r>
-          <w:rPr>
-            <w:lang w:val="hi_IN" w:bidi="hi_IN"/>
-          </w:rPr>
-          <w:rPr>
-            <w:color w:val="0000EE"/>
-            <w:u w:val="single"/>
-          </w:rPr>
-          <w:t>1:1–2:8</w:t>
-        </w:r>
-      </w:hyperlink>
+      <w:r>
+        <w:rPr>
+          <w:lang w:val="hi_IN" w:bidi="hi_IN"/>
+        </w:rPr>
+        <w:t>1:1–2:8</w:t>
+      </w:r>
       <w:r>
         <w:rPr>
           <w:lang w:val="hi_IN" w:bidi="hi_IN"/>
         </w:rPr>
         <w:t>)। जब विदेशियों ने यरूशलेम की शहरपनाह के पुननिर्माण का विरोध किया, तो नहेम्याह ने परमेश्वर से उनका न्याय करने के लिए कहा (</w:t>
       </w:r>
-      <w:hyperlink r:id="rId53">
-        <w:r>
-          <w:rPr>
-            <w:lang w:val="hi_IN" w:bidi="hi_IN"/>
-          </w:rPr>
-          <w:rPr>
-            <w:color w:val="0000EE"/>
-            <w:u w:val="single"/>
-          </w:rPr>
-          <w:t>4:4–5</w:t>
-        </w:r>
-      </w:hyperlink>
+      <w:r>
+        <w:rPr>
+          <w:lang w:val="hi_IN" w:bidi="hi_IN"/>
+        </w:rPr>
+        <w:t>4:4–5</w:t>
+      </w:r>
       <w:r>
         <w:rPr>
           <w:lang w:val="hi_IN" w:bidi="hi_IN"/>
         </w:rPr>
         <w:t xml:space="preserve">; </w:t>
       </w:r>
-      <w:hyperlink r:id="rId54">
-        <w:r>
-          <w:rPr>
-            <w:lang w:val="hi_IN" w:bidi="hi_IN"/>
-          </w:rPr>
-          <w:rPr>
-            <w:color w:val="0000EE"/>
-            <w:u w:val="single"/>
-          </w:rPr>
-          <w:t>6:14</w:t>
-        </w:r>
-      </w:hyperlink>
+      <w:r>
+        <w:rPr>
+          <w:lang w:val="hi_IN" w:bidi="hi_IN"/>
+        </w:rPr>
+        <w:t>6:14</w:t>
+      </w:r>
       <w:r>
         <w:rPr>
           <w:lang w:val="hi_IN" w:bidi="hi_IN"/>
         </w:rPr>
         <w:t>)। नहेम्याह ने ईश्वरीय समर्थन के लिए प्रार्थना की जब उन्होंने उन लोगों से निपटा जो साथी यहूदियों को दासत्व में धकेल रहे थे (</w:t>
       </w:r>
-      <w:hyperlink r:id="rId55">
-        <w:r>
-          <w:rPr>
-            <w:lang w:val="hi_IN" w:bidi="hi_IN"/>
-          </w:rPr>
-          <w:rPr>
-            <w:color w:val="0000EE"/>
-            <w:u w:val="single"/>
-          </w:rPr>
-          <w:t>5:19</w:t>
-        </w:r>
-      </w:hyperlink>
+      <w:r>
+        <w:rPr>
+          <w:lang w:val="hi_IN" w:bidi="hi_IN"/>
+        </w:rPr>
+        <w:t>5:19</w:t>
+      </w:r>
       <w:r>
         <w:rPr>
           <w:lang w:val="hi_IN" w:bidi="hi_IN"/>
         </w:rPr>
         <w:t>), जो दशमांश नहीं दे रहे थे (</w:t>
       </w:r>
-      <w:hyperlink r:id="rId56">
-        <w:r>
-          <w:rPr>
-            <w:lang w:val="hi_IN" w:bidi="hi_IN"/>
-          </w:rPr>
-          <w:rPr>
-            <w:color w:val="0000EE"/>
-            <w:u w:val="single"/>
-          </w:rPr>
-          <w:t>13:14</w:t>
-        </w:r>
-      </w:hyperlink>
+      <w:r>
+        <w:rPr>
+          <w:lang w:val="hi_IN" w:bidi="hi_IN"/>
+        </w:rPr>
+        <w:t>13:14</w:t>
+      </w:r>
       <w:r>
         <w:rPr>
           <w:lang w:val="hi_IN" w:bidi="hi_IN"/>
         </w:rPr>
         <w:t>), और जो सब्त का पालन नहीं कर रहे थे (</w:t>
       </w:r>
-      <w:hyperlink r:id="rId57">
-        <w:r>
-          <w:rPr>
-            <w:lang w:val="hi_IN" w:bidi="hi_IN"/>
-          </w:rPr>
-          <w:rPr>
-            <w:color w:val="0000EE"/>
-            <w:u w:val="single"/>
-          </w:rPr>
-          <w:t>13:22</w:t>
-        </w:r>
-      </w:hyperlink>
+      <w:r>
+        <w:rPr>
+          <w:lang w:val="hi_IN" w:bidi="hi_IN"/>
+        </w:rPr>
+        <w:t>13:22</w:t>
+      </w:r>
       <w:r>
         <w:rPr>
           <w:lang w:val="hi_IN" w:bidi="hi_IN"/>
         </w:rPr>
         <w:t>)। प्रार्थना ने परमेश्वर की इच्छा को पूरा करने की शक्ति प्रदान की। छह बार नहेम्याह ने एक वाक्यांश दोहराया जिसमें प्रभु से "स्मरण" करने के लिए कहा, या तो उन्हें या उनके विरोधियों को (</w:t>
       </w:r>
-      <w:hyperlink r:id="rId55">
-        <w:r>
-          <w:rPr>
-            <w:lang w:val="hi_IN" w:bidi="hi_IN"/>
-          </w:rPr>
-          <w:rPr>
-            <w:color w:val="0000EE"/>
-            <w:u w:val="single"/>
-          </w:rPr>
-          <w:t>5:19</w:t>
-        </w:r>
-      </w:hyperlink>
+      <w:r>
+        <w:rPr>
+          <w:lang w:val="hi_IN" w:bidi="hi_IN"/>
+        </w:rPr>
+        <w:t>5:19</w:t>
+      </w:r>
       <w:r>
         <w:rPr>
           <w:lang w:val="hi_IN" w:bidi="hi_IN"/>
         </w:rPr>
         <w:t xml:space="preserve">; </w:t>
       </w:r>
-      <w:hyperlink r:id="rId54">
-        <w:r>
-          <w:rPr>
-            <w:lang w:val="hi_IN" w:bidi="hi_IN"/>
-          </w:rPr>
-          <w:rPr>
-            <w:color w:val="0000EE"/>
-            <w:u w:val="single"/>
-          </w:rPr>
-          <w:t>6:14</w:t>
-        </w:r>
-      </w:hyperlink>
+      <w:r>
+        <w:rPr>
+          <w:lang w:val="hi_IN" w:bidi="hi_IN"/>
+        </w:rPr>
+        <w:t>6:14</w:t>
+      </w:r>
       <w:r>
         <w:rPr>
           <w:lang w:val="hi_IN" w:bidi="hi_IN"/>
         </w:rPr>
         <w:t xml:space="preserve">; </w:t>
       </w:r>
-      <w:hyperlink r:id="rId56">
-        <w:r>
-          <w:rPr>
-            <w:lang w:val="hi_IN" w:bidi="hi_IN"/>
-          </w:rPr>
-          <w:rPr>
-            <w:color w:val="0000EE"/>
-            <w:u w:val="single"/>
-          </w:rPr>
-          <w:t>13:14</w:t>
-        </w:r>
-      </w:hyperlink>
+      <w:r>
+        <w:rPr>
+          <w:lang w:val="hi_IN" w:bidi="hi_IN"/>
+        </w:rPr>
+        <w:t>13:14</w:t>
+      </w:r>
       <w:r>
         <w:rPr>
           <w:lang w:val="hi_IN" w:bidi="hi_IN"/>
         </w:rPr>
         <w:t xml:space="preserve">, </w:t>
       </w:r>
-      <w:hyperlink r:id="rId57">
-        <w:r>
-          <w:rPr>
-            <w:lang w:val="hi_IN" w:bidi="hi_IN"/>
-          </w:rPr>
-          <w:rPr>
-            <w:color w:val="0000EE"/>
-            <w:u w:val="single"/>
-          </w:rPr>
-          <w:t>22</w:t>
-        </w:r>
-      </w:hyperlink>
+      <w:r>
+        <w:rPr>
+          <w:lang w:val="hi_IN" w:bidi="hi_IN"/>
+        </w:rPr>
+        <w:t>22</w:t>
+      </w:r>
       <w:r>
         <w:rPr>
           <w:lang w:val="hi_IN" w:bidi="hi_IN"/>
         </w:rPr>
         <w:t xml:space="preserve">, </w:t>
       </w:r>
-      <w:hyperlink r:id="rId58">
-        <w:r>
-          <w:rPr>
-            <w:lang w:val="hi_IN" w:bidi="hi_IN"/>
-          </w:rPr>
-          <w:rPr>
-            <w:color w:val="0000EE"/>
-            <w:u w:val="single"/>
-          </w:rPr>
-          <w:t>29</w:t>
-        </w:r>
-      </w:hyperlink>
+      <w:r>
+        <w:rPr>
+          <w:lang w:val="hi_IN" w:bidi="hi_IN"/>
+        </w:rPr>
+        <w:t>29</w:t>
+      </w:r>
       <w:r>
         <w:rPr>
           <w:lang w:val="hi_IN" w:bidi="hi_IN"/>
         </w:rPr>
         <w:t xml:space="preserve">, </w:t>
       </w:r>
-      <w:hyperlink r:id="rId59">
-        <w:r>
-          <w:rPr>
-            <w:lang w:val="hi_IN" w:bidi="hi_IN"/>
-          </w:rPr>
-          <w:rPr>
-            <w:color w:val="0000EE"/>
-            <w:u w:val="single"/>
-          </w:rPr>
-          <w:t>31</w:t>
-        </w:r>
-      </w:hyperlink>
+      <w:r>
+        <w:rPr>
+          <w:lang w:val="hi_IN" w:bidi="hi_IN"/>
+        </w:rPr>
+        <w:t>31</w:t>
+      </w:r>
       <w:r>
         <w:rPr>
           <w:lang w:val="hi_IN" w:bidi="hi_IN"/>
@@ -1540,216 +1192,144 @@
         </w:rPr>
         <w:t>परमेश्वर की प्रभंद। नहेम्याह की पुस्तक इस बात पर जोर देती है कि परमेश्वर व्यक्तियों और राष्ट्रों के जीवन को सम्प्रभुता से नियन्त्रित करते हैं। परमेश्वर लोगों को बँधुआई से बहाल करने में सक्षम हैं (</w:t>
       </w:r>
-      <w:hyperlink r:id="rId60">
-        <w:r>
-          <w:rPr>
-            <w:lang w:val="hi_IN" w:bidi="hi_IN"/>
-          </w:rPr>
-          <w:rPr>
-            <w:color w:val="0000EE"/>
-            <w:u w:val="single"/>
-          </w:rPr>
-          <w:t>1:8–9</w:t>
-        </w:r>
-      </w:hyperlink>
+      <w:r>
+        <w:rPr>
+          <w:lang w:val="hi_IN" w:bidi="hi_IN"/>
+        </w:rPr>
+        <w:t>1:8–9</w:t>
+      </w:r>
       <w:r>
         <w:rPr>
           <w:lang w:val="hi_IN" w:bidi="hi_IN"/>
         </w:rPr>
         <w:t>), अपने एक सेवक को राजा का पियाऊ और बाद में एक प्रान्त का राज्यपाल बनाने में सक्षम हैं (</w:t>
       </w:r>
-      <w:hyperlink r:id="rId22">
-        <w:r>
-          <w:rPr>
-            <w:lang w:val="hi_IN" w:bidi="hi_IN"/>
-          </w:rPr>
-          <w:rPr>
-            <w:color w:val="0000EE"/>
-            <w:u w:val="single"/>
-          </w:rPr>
-          <w:t>1:11</w:t>
-        </w:r>
-      </w:hyperlink>
+      <w:r>
+        <w:rPr>
+          <w:lang w:val="hi_IN" w:bidi="hi_IN"/>
+        </w:rPr>
+        <w:t>1:11</w:t>
+      </w:r>
       <w:r>
         <w:rPr>
           <w:lang w:val="hi_IN" w:bidi="hi_IN"/>
         </w:rPr>
         <w:t xml:space="preserve">; </w:t>
       </w:r>
-      <w:hyperlink r:id="rId61">
-        <w:r>
-          <w:rPr>
-            <w:lang w:val="hi_IN" w:bidi="hi_IN"/>
-          </w:rPr>
-          <w:rPr>
-            <w:color w:val="0000EE"/>
-            <w:u w:val="single"/>
-          </w:rPr>
-          <w:t>2:8</w:t>
-        </w:r>
-      </w:hyperlink>
+      <w:r>
+        <w:rPr>
+          <w:lang w:val="hi_IN" w:bidi="hi_IN"/>
+        </w:rPr>
+        <w:t>2:8</w:t>
+      </w:r>
       <w:r>
         <w:rPr>
           <w:lang w:val="hi_IN" w:bidi="hi_IN"/>
         </w:rPr>
         <w:t xml:space="preserve">, </w:t>
       </w:r>
-      <w:hyperlink r:id="rId62">
-        <w:r>
-          <w:rPr>
-            <w:lang w:val="hi_IN" w:bidi="hi_IN"/>
-          </w:rPr>
-          <w:rPr>
-            <w:color w:val="0000EE"/>
-            <w:u w:val="single"/>
-          </w:rPr>
-          <w:t>18</w:t>
-        </w:r>
-      </w:hyperlink>
+      <w:r>
+        <w:rPr>
+          <w:lang w:val="hi_IN" w:bidi="hi_IN"/>
+        </w:rPr>
+        <w:t>18</w:t>
+      </w:r>
       <w:r>
         <w:rPr>
           <w:lang w:val="hi_IN" w:bidi="hi_IN"/>
         </w:rPr>
         <w:t>), और शहरपनाह के पुनर्निर्माण में सफलता देने में सक्षम हैं (</w:t>
       </w:r>
-      <w:hyperlink r:id="rId63">
-        <w:r>
-          <w:rPr>
-            <w:lang w:val="hi_IN" w:bidi="hi_IN"/>
-          </w:rPr>
-          <w:rPr>
-            <w:color w:val="0000EE"/>
-            <w:u w:val="single"/>
-          </w:rPr>
-          <w:t>2:20</w:t>
-        </w:r>
-      </w:hyperlink>
+      <w:r>
+        <w:rPr>
+          <w:lang w:val="hi_IN" w:bidi="hi_IN"/>
+        </w:rPr>
+        <w:t>2:20</w:t>
+      </w:r>
       <w:r>
         <w:rPr>
           <w:lang w:val="hi_IN" w:bidi="hi_IN"/>
         </w:rPr>
         <w:t xml:space="preserve">; </w:t>
       </w:r>
-      <w:hyperlink r:id="rId64">
-        <w:r>
-          <w:rPr>
-            <w:lang w:val="hi_IN" w:bidi="hi_IN"/>
-          </w:rPr>
-          <w:rPr>
-            <w:color w:val="0000EE"/>
-            <w:u w:val="single"/>
-          </w:rPr>
-          <w:t>6:16</w:t>
-        </w:r>
-      </w:hyperlink>
+      <w:r>
+        <w:rPr>
+          <w:lang w:val="hi_IN" w:bidi="hi_IN"/>
+        </w:rPr>
+        <w:t>6:16</w:t>
+      </w:r>
       <w:r>
         <w:rPr>
           <w:lang w:val="hi_IN" w:bidi="hi_IN"/>
         </w:rPr>
         <w:t>)। परमेश्वर अपने लोगों की रक्षा करते हैं (</w:t>
       </w:r>
-      <w:hyperlink r:id="rId53">
-        <w:r>
-          <w:rPr>
-            <w:lang w:val="hi_IN" w:bidi="hi_IN"/>
-          </w:rPr>
-          <w:rPr>
-            <w:color w:val="0000EE"/>
-            <w:u w:val="single"/>
-          </w:rPr>
-          <w:t>4:4–5</w:t>
-        </w:r>
-      </w:hyperlink>
+      <w:r>
+        <w:rPr>
+          <w:lang w:val="hi_IN" w:bidi="hi_IN"/>
+        </w:rPr>
+        <w:t>4:4–5</w:t>
+      </w:r>
       <w:r>
         <w:rPr>
           <w:lang w:val="hi_IN" w:bidi="hi_IN"/>
         </w:rPr>
         <w:t xml:space="preserve">, </w:t>
       </w:r>
-      <w:hyperlink r:id="rId65">
-        <w:r>
-          <w:rPr>
-            <w:lang w:val="hi_IN" w:bidi="hi_IN"/>
-          </w:rPr>
-          <w:rPr>
-            <w:color w:val="0000EE"/>
-            <w:u w:val="single"/>
-          </w:rPr>
-          <w:t>9</w:t>
-        </w:r>
-      </w:hyperlink>
+      <w:r>
+        <w:rPr>
+          <w:lang w:val="hi_IN" w:bidi="hi_IN"/>
+        </w:rPr>
+        <w:t>9</w:t>
+      </w:r>
       <w:r>
         <w:rPr>
           <w:lang w:val="hi_IN" w:bidi="hi_IN"/>
         </w:rPr>
         <w:t xml:space="preserve">, </w:t>
       </w:r>
-      <w:hyperlink r:id="rId66">
-        <w:r>
-          <w:rPr>
-            <w:lang w:val="hi_IN" w:bidi="hi_IN"/>
-          </w:rPr>
-          <w:rPr>
-            <w:color w:val="0000EE"/>
-            <w:u w:val="single"/>
-          </w:rPr>
-          <w:t>20</w:t>
-        </w:r>
-      </w:hyperlink>
+      <w:r>
+        <w:rPr>
+          <w:lang w:val="hi_IN" w:bidi="hi_IN"/>
+        </w:rPr>
+        <w:t>20</w:t>
+      </w:r>
       <w:r>
         <w:rPr>
           <w:lang w:val="hi_IN" w:bidi="hi_IN"/>
         </w:rPr>
         <w:t>) और दुष्टों की योजनाओं को विफल करते हैं (</w:t>
       </w:r>
-      <w:hyperlink r:id="rId67">
-        <w:r>
-          <w:rPr>
-            <w:lang w:val="hi_IN" w:bidi="hi_IN"/>
-          </w:rPr>
-          <w:rPr>
-            <w:color w:val="0000EE"/>
-            <w:u w:val="single"/>
-          </w:rPr>
-          <w:t>4:14–15</w:t>
-        </w:r>
-      </w:hyperlink>
+      <w:r>
+        <w:rPr>
+          <w:lang w:val="hi_IN" w:bidi="hi_IN"/>
+        </w:rPr>
+        <w:t>4:14–15</w:t>
+      </w:r>
       <w:r>
         <w:rPr>
           <w:lang w:val="hi_IN" w:bidi="hi_IN"/>
         </w:rPr>
         <w:t>)। वही परमेश्वर जिन्होंने स्वर्ग और पृथ्वी का निर्माण किया (</w:t>
       </w:r>
-      <w:hyperlink r:id="rId68">
-        <w:r>
-          <w:rPr>
-            <w:lang w:val="hi_IN" w:bidi="hi_IN"/>
-          </w:rPr>
-          <w:rPr>
-            <w:color w:val="0000EE"/>
-            <w:u w:val="single"/>
-          </w:rPr>
-          <w:t>9:6</w:t>
-        </w:r>
-      </w:hyperlink>
+      <w:r>
+        <w:rPr>
+          <w:lang w:val="hi_IN" w:bidi="hi_IN"/>
+        </w:rPr>
+        <w:t>9:6</w:t>
+      </w:r>
       <w:r>
         <w:rPr>
           <w:lang w:val="hi_IN" w:bidi="hi_IN"/>
         </w:rPr>
         <w:t>), अब्राम को ऊर से बुलाया, और भूमि को इस्राएल को दिया (</w:t>
       </w:r>
-      <w:hyperlink r:id="rId69">
-        <w:r>
-          <w:rPr>
-            <w:lang w:val="hi_IN" w:bidi="hi_IN"/>
-          </w:rPr>
-          <w:rPr>
-            <w:color w:val="0000EE"/>
-            <w:u w:val="single"/>
-          </w:rPr>
-          <w:t>9:7–8</w:t>
-        </w:r>
-      </w:hyperlink>
+      <w:r>
+        <w:rPr>
+          <w:lang w:val="hi_IN" w:bidi="hi_IN"/>
+        </w:rPr>
+        <w:t>9:7–8</w:t>
+      </w:r>
       <w:r>
         <w:rPr>
           <w:lang w:val="hi_IN" w:bidi="hi_IN"/>
@@ -1770,108 +1350,72 @@
         </w:rPr>
         <w:t>परमेश्वर के वचन के प्रति समर्पण। प्राधिकृत व्यवस्था में परमेश्वर के निर्देश शामिल थे कि उनके लोग कैसे जीवन व्यतीत करें। परमेश्वर ने उन लोगों के साथ "अटूट प्रेम की वाचा" की थी जो उनसे प्रेम करते हैं और उनके आदेशों का पालन करते हैं (</w:t>
       </w:r>
-      <w:hyperlink r:id="rId70">
-        <w:r>
-          <w:rPr>
-            <w:lang w:val="hi_IN" w:bidi="hi_IN"/>
-          </w:rPr>
-          <w:rPr>
-            <w:color w:val="0000EE"/>
-            <w:u w:val="single"/>
-          </w:rPr>
-          <w:t>1:5</w:t>
-        </w:r>
-      </w:hyperlink>
+      <w:r>
+        <w:rPr>
+          <w:lang w:val="hi_IN" w:bidi="hi_IN"/>
+        </w:rPr>
+        <w:t>1:5</w:t>
+      </w:r>
       <w:r>
         <w:rPr>
           <w:lang w:val="hi_IN" w:bidi="hi_IN"/>
         </w:rPr>
         <w:t>)। हालांकि, उनके लोगों ने वे निर्देश नहीं माने जो परमेश्वर ने मूसा को दिए थे (</w:t>
       </w:r>
-      <w:hyperlink r:id="rId71">
-        <w:r>
-          <w:rPr>
-            <w:lang w:val="hi_IN" w:bidi="hi_IN"/>
-          </w:rPr>
-          <w:rPr>
-            <w:color w:val="0000EE"/>
-            <w:u w:val="single"/>
-          </w:rPr>
-          <w:t>1:7–9</w:t>
-        </w:r>
-      </w:hyperlink>
+      <w:r>
+        <w:rPr>
+          <w:lang w:val="hi_IN" w:bidi="hi_IN"/>
+        </w:rPr>
+        <w:t>1:7–9</w:t>
+      </w:r>
       <w:r>
         <w:rPr>
           <w:lang w:val="hi_IN" w:bidi="hi_IN"/>
         </w:rPr>
         <w:t>), इसलिए वे परमेश्वर के दण्ड के खतरे में थे। एज्रा ने देश को पुनर्स्थापित करने के लिए सार्वजनिक रूप से व्यवस्था से पढ़ा (</w:t>
       </w:r>
-      <w:hyperlink r:id="rId72">
-        <w:r>
-          <w:rPr>
-            <w:lang w:val="hi_IN" w:bidi="hi_IN"/>
-          </w:rPr>
-          <w:rPr>
-            <w:color w:val="0000EE"/>
-            <w:u w:val="single"/>
-          </w:rPr>
-          <w:t>8:1–3</w:t>
-        </w:r>
-      </w:hyperlink>
+      <w:r>
+        <w:rPr>
+          <w:lang w:val="hi_IN" w:bidi="hi_IN"/>
+        </w:rPr>
+        <w:t>8:1–3</w:t>
+      </w:r>
       <w:r>
         <w:rPr>
           <w:lang w:val="hi_IN" w:bidi="hi_IN"/>
         </w:rPr>
         <w:t>)। इसके जवाब में, कई लोगों ने अविश्वासियों से अलग होकर, सब्त का पालन करके, और लेवियों के लिए अपना दशमांश देकर व्यवस्था का पालन करने के लिए स्वयं को समर्पित कर दिया (</w:t>
       </w:r>
-      <w:hyperlink r:id="rId73">
-        <w:r>
-          <w:rPr>
-            <w:lang w:val="hi_IN" w:bidi="hi_IN"/>
-          </w:rPr>
-          <w:rPr>
-            <w:color w:val="0000EE"/>
-            <w:u w:val="single"/>
-          </w:rPr>
-          <w:t>10:28</w:t>
-        </w:r>
-      </w:hyperlink>
+      <w:r>
+        <w:rPr>
+          <w:lang w:val="hi_IN" w:bidi="hi_IN"/>
+        </w:rPr>
+        <w:t>10:28</w:t>
+      </w:r>
       <w:r>
         <w:rPr>
           <w:lang w:val="hi_IN" w:bidi="hi_IN"/>
         </w:rPr>
         <w:t xml:space="preserve">; </w:t>
       </w:r>
-      <w:hyperlink r:id="rId74">
-        <w:r>
-          <w:rPr>
-            <w:lang w:val="hi_IN" w:bidi="hi_IN"/>
-          </w:rPr>
-          <w:rPr>
-            <w:color w:val="0000EE"/>
-            <w:u w:val="single"/>
-          </w:rPr>
-          <w:t>10:29–39</w:t>
-        </w:r>
-      </w:hyperlink>
+      <w:r>
+        <w:rPr>
+          <w:lang w:val="hi_IN" w:bidi="hi_IN"/>
+        </w:rPr>
+        <w:t>10:29–39</w:t>
+      </w:r>
       <w:r>
         <w:rPr>
           <w:lang w:val="hi_IN" w:bidi="hi_IN"/>
         </w:rPr>
         <w:t xml:space="preserve">; </w:t>
       </w:r>
-      <w:hyperlink r:id="rId75">
-        <w:r>
-          <w:rPr>
-            <w:lang w:val="hi_IN" w:bidi="hi_IN"/>
-          </w:rPr>
-          <w:rPr>
-            <w:color w:val="0000EE"/>
-            <w:u w:val="single"/>
-          </w:rPr>
-          <w:t>12:44</w:t>
-        </w:r>
-      </w:hyperlink>
+      <w:r>
+        <w:rPr>
+          <w:lang w:val="hi_IN" w:bidi="hi_IN"/>
+        </w:rPr>
+        <w:t>12:44</w:t>
+      </w:r>
       <w:r>
         <w:rPr>
           <w:lang w:val="hi_IN" w:bidi="hi_IN"/>
@@ -1892,54 +1436,36 @@
         </w:rPr>
         <w:t>विरोध के खिलाफ साहस। नहेम्याह ने विरोध का सामना करते हुए साहस दिखाया। सम्बल्लत, गेशेम, और तोबियाह ने यरूशलेम की शहरपनाह के पुनर्निर्माण का विरोध किया (</w:t>
       </w:r>
-      <w:hyperlink r:id="rId76">
-        <w:r>
-          <w:rPr>
-            <w:lang w:val="hi_IN" w:bidi="hi_IN"/>
-          </w:rPr>
-          <w:rPr>
-            <w:color w:val="0000EE"/>
-            <w:u w:val="single"/>
-          </w:rPr>
-          <w:t>2:10</w:t>
-        </w:r>
-      </w:hyperlink>
+      <w:r>
+        <w:rPr>
+          <w:lang w:val="hi_IN" w:bidi="hi_IN"/>
+        </w:rPr>
+        <w:t>2:10</w:t>
+      </w:r>
       <w:r>
         <w:rPr>
           <w:lang w:val="hi_IN" w:bidi="hi_IN"/>
         </w:rPr>
         <w:t>) और परमेश्वर के लोगों के काम का उपहास किया (</w:t>
       </w:r>
-      <w:hyperlink r:id="rId77">
-        <w:r>
-          <w:rPr>
-            <w:lang w:val="hi_IN" w:bidi="hi_IN"/>
-          </w:rPr>
-          <w:rPr>
-            <w:color w:val="0000EE"/>
-            <w:u w:val="single"/>
-          </w:rPr>
-          <w:t>2:19</w:t>
-        </w:r>
-      </w:hyperlink>
+      <w:r>
+        <w:rPr>
+          <w:lang w:val="hi_IN" w:bidi="hi_IN"/>
+        </w:rPr>
+        <w:t>2:19</w:t>
+      </w:r>
       <w:r>
         <w:rPr>
           <w:lang w:val="hi_IN" w:bidi="hi_IN"/>
         </w:rPr>
         <w:t xml:space="preserve">; </w:t>
       </w:r>
-      <w:hyperlink r:id="rId78">
-        <w:r>
-          <w:rPr>
-            <w:lang w:val="hi_IN" w:bidi="hi_IN"/>
-          </w:rPr>
-          <w:rPr>
-            <w:color w:val="0000EE"/>
-            <w:u w:val="single"/>
-          </w:rPr>
-          <w:t>4:1–3</w:t>
-        </w:r>
-      </w:hyperlink>
+      <w:r>
+        <w:rPr>
+          <w:lang w:val="hi_IN" w:bidi="hi_IN"/>
+        </w:rPr>
+        <w:t>4:1–3</w:t>
+      </w:r>
       <w:r>
         <w:rPr>
           <w:lang w:val="hi_IN" w:bidi="hi_IN"/>
@@ -1958,180 +1484,120 @@
         </w:rPr>
         <w:t>, अम्मोनी, और अश्दोद के लोग शहरपनाह का निर्माण करने वालों पर हमला करने की साजिश रच रहे थे (</w:t>
       </w:r>
-      <w:hyperlink r:id="rId79">
-        <w:r>
-          <w:rPr>
-            <w:lang w:val="hi_IN" w:bidi="hi_IN"/>
-          </w:rPr>
-          <w:rPr>
-            <w:color w:val="0000EE"/>
-            <w:u w:val="single"/>
-          </w:rPr>
-          <w:t>4:7–9</w:t>
-        </w:r>
-      </w:hyperlink>
+      <w:r>
+        <w:rPr>
+          <w:lang w:val="hi_IN" w:bidi="hi_IN"/>
+        </w:rPr>
+        <w:t>4:7–9</w:t>
+      </w:r>
       <w:r>
         <w:rPr>
           <w:lang w:val="hi_IN" w:bidi="hi_IN"/>
         </w:rPr>
         <w:t xml:space="preserve">, </w:t>
       </w:r>
-      <w:hyperlink r:id="rId80">
-        <w:r>
-          <w:rPr>
-            <w:lang w:val="hi_IN" w:bidi="hi_IN"/>
-          </w:rPr>
-          <w:rPr>
-            <w:color w:val="0000EE"/>
-            <w:u w:val="single"/>
-          </w:rPr>
-          <w:t>11</w:t>
-        </w:r>
-      </w:hyperlink>
+      <w:r>
+        <w:rPr>
+          <w:lang w:val="hi_IN" w:bidi="hi_IN"/>
+        </w:rPr>
+        <w:t>11</w:t>
+      </w:r>
       <w:r>
         <w:rPr>
           <w:lang w:val="hi_IN" w:bidi="hi_IN"/>
         </w:rPr>
         <w:t xml:space="preserve">; </w:t>
       </w:r>
-      <w:hyperlink r:id="rId26">
-        <w:r>
-          <w:rPr>
-            <w:lang w:val="hi_IN" w:bidi="hi_IN"/>
-          </w:rPr>
-          <w:rPr>
-            <w:color w:val="0000EE"/>
-            <w:u w:val="single"/>
-          </w:rPr>
-          <w:t>6:1–14</w:t>
-        </w:r>
-      </w:hyperlink>
+      <w:r>
+        <w:rPr>
+          <w:lang w:val="hi_IN" w:bidi="hi_IN"/>
+        </w:rPr>
+        <w:t>6:1–14</w:t>
+      </w:r>
       <w:r>
         <w:rPr>
           <w:lang w:val="hi_IN" w:bidi="hi_IN"/>
         </w:rPr>
         <w:t>)। नहेम्याह ने इस विरोध का जवाब पहरेदारों को तैनात करके और परमेश्वर की सहायता के लिए प्रार्थना करके दिया (</w:t>
       </w:r>
-      <w:hyperlink r:id="rId81">
-        <w:r>
-          <w:rPr>
-            <w:lang w:val="hi_IN" w:bidi="hi_IN"/>
-          </w:rPr>
-          <w:rPr>
-            <w:color w:val="0000EE"/>
-            <w:u w:val="single"/>
-          </w:rPr>
-          <w:t>4:6–23</w:t>
-        </w:r>
-      </w:hyperlink>
+      <w:r>
+        <w:rPr>
+          <w:lang w:val="hi_IN" w:bidi="hi_IN"/>
+        </w:rPr>
+        <w:t>4:6–23</w:t>
+      </w:r>
       <w:r>
         <w:rPr>
           <w:lang w:val="hi_IN" w:bidi="hi_IN"/>
         </w:rPr>
         <w:t>)। नहेम्याह ने समाज के उन सदस्यों से भी आन्तरिक संघर्ष का सामना किया जिन्होंने निर्धनों का शोषण किया (</w:t>
       </w:r>
-      <w:hyperlink r:id="rId82">
-        <w:r>
-          <w:rPr>
-            <w:lang w:val="hi_IN" w:bidi="hi_IN"/>
-          </w:rPr>
-          <w:rPr>
-            <w:color w:val="0000EE"/>
-            <w:u w:val="single"/>
-          </w:rPr>
-          <w:t>5:1–13</w:t>
-        </w:r>
-      </w:hyperlink>
+      <w:r>
+        <w:rPr>
+          <w:lang w:val="hi_IN" w:bidi="hi_IN"/>
+        </w:rPr>
+        <w:t>5:1–13</w:t>
+      </w:r>
       <w:r>
         <w:rPr>
           <w:lang w:val="hi_IN" w:bidi="hi_IN"/>
         </w:rPr>
         <w:t>), जिन्होंने विदेशियों से विवाह किया (</w:t>
       </w:r>
-      <w:hyperlink r:id="rId83">
-        <w:r>
-          <w:rPr>
-            <w:lang w:val="hi_IN" w:bidi="hi_IN"/>
-          </w:rPr>
-          <w:rPr>
-            <w:color w:val="0000EE"/>
-            <w:u w:val="single"/>
-          </w:rPr>
-          <w:t>9:1–2</w:t>
-        </w:r>
-      </w:hyperlink>
+      <w:r>
+        <w:rPr>
+          <w:lang w:val="hi_IN" w:bidi="hi_IN"/>
+        </w:rPr>
+        <w:t>9:1–2</w:t>
+      </w:r>
       <w:r>
         <w:rPr>
           <w:lang w:val="hi_IN" w:bidi="hi_IN"/>
         </w:rPr>
         <w:t xml:space="preserve">; </w:t>
       </w:r>
-      <w:hyperlink r:id="rId84">
-        <w:r>
-          <w:rPr>
-            <w:lang w:val="hi_IN" w:bidi="hi_IN"/>
-          </w:rPr>
-          <w:rPr>
-            <w:color w:val="0000EE"/>
-            <w:u w:val="single"/>
-          </w:rPr>
-          <w:t>10:28–30</w:t>
-        </w:r>
-      </w:hyperlink>
+      <w:r>
+        <w:rPr>
+          <w:lang w:val="hi_IN" w:bidi="hi_IN"/>
+        </w:rPr>
+        <w:t>10:28–30</w:t>
+      </w:r>
       <w:r>
         <w:rPr>
           <w:lang w:val="hi_IN" w:bidi="hi_IN"/>
         </w:rPr>
         <w:t xml:space="preserve">; </w:t>
       </w:r>
-      <w:hyperlink r:id="rId85">
-        <w:r>
-          <w:rPr>
-            <w:lang w:val="hi_IN" w:bidi="hi_IN"/>
-          </w:rPr>
-          <w:rPr>
-            <w:color w:val="0000EE"/>
-            <w:u w:val="single"/>
-          </w:rPr>
-          <w:t>13:23–28</w:t>
-        </w:r>
-      </w:hyperlink>
+      <w:r>
+        <w:rPr>
+          <w:lang w:val="hi_IN" w:bidi="hi_IN"/>
+        </w:rPr>
+        <w:t>13:23–28</w:t>
+      </w:r>
       <w:r>
         <w:rPr>
           <w:lang w:val="hi_IN" w:bidi="hi_IN"/>
         </w:rPr>
         <w:t>), और जिन्होंने दशमांश नहीं दिया या सब्त को पवित्र नहीं रखा (</w:t>
       </w:r>
-      <w:hyperlink r:id="rId86">
-        <w:r>
-          <w:rPr>
-            <w:lang w:val="hi_IN" w:bidi="hi_IN"/>
-          </w:rPr>
-          <w:rPr>
-            <w:color w:val="0000EE"/>
-            <w:u w:val="single"/>
-          </w:rPr>
-          <w:t>10:31–39</w:t>
-        </w:r>
-      </w:hyperlink>
+      <w:r>
+        <w:rPr>
+          <w:lang w:val="hi_IN" w:bidi="hi_IN"/>
+        </w:rPr>
+        <w:t>10:31–39</w:t>
+      </w:r>
       <w:r>
         <w:rPr>
           <w:lang w:val="hi_IN" w:bidi="hi_IN"/>
         </w:rPr>
         <w:t xml:space="preserve">; </w:t>
       </w:r>
-      <w:hyperlink r:id="rId87">
-        <w:r>
-          <w:rPr>
-            <w:lang w:val="hi_IN" w:bidi="hi_IN"/>
-          </w:rPr>
-          <w:rPr>
-            <w:color w:val="0000EE"/>
-            <w:u w:val="single"/>
-          </w:rPr>
-          <w:t>13:10–22</w:t>
-        </w:r>
-      </w:hyperlink>
+      <w:r>
+        <w:rPr>
+          <w:lang w:val="hi_IN" w:bidi="hi_IN"/>
+        </w:rPr>
+        <w:t>13:10–22</w:t>
+      </w:r>
       <w:r>
         <w:rPr>
           <w:lang w:val="hi_IN" w:bidi="hi_IN"/>
